--- a/runs/F1_07312026/F1_AIRBNB_VRBO_07312026_BIBLE_updated.docx
+++ b/runs/F1_07312026/F1_AIRBNB_VRBO_07312026_BIBLE_updated.docx
@@ -3280,7 +3280,7 @@
           <w:sz w:val="36"/>
           <w:szCs w:val="36"/>
         </w:rPr>
-        <w:t xml:space="preserve">▶ CLIP — victim_interview / horizontal   (MANUAL CLIP — no verified timecode)</w:t>
+        <w:t xml:space="preserve">▶ CLIP — victim_interview / horizontal</w:t>
       </w:r>
     </w:p>
     <w:p>
@@ -3320,13 +3320,45 @@
       <w:r>
         <w:rPr>
           <w:rFonts w:ascii="Arial" w:cs="Arial" w:eastAsia="Arial" w:hAnsi="Arial"/>
-          <w:b w:val="false"/>
-          <w:bCs w:val="false"/>
-          <w:color w:val="B7791F"/>
-          <w:sz w:val="36"/>
-          <w:szCs w:val="36"/>
-        </w:rPr>
-        <w:t xml:space="preserve">Conti on camera, 8:15. ANSWERS the producer question above: the video DOES exist, so the Jeff-read-over-screenshots fallback is not needed. No timecode — this environment could not reach YouTube captions or media to verify an outcue. Pull IN/OUT on a machine with normal YouTube access.</w:t>
+          <w:b/>
+          <w:bCs/>
+          <w:color w:val="1155CC"/>
+          <w:sz w:val="36"/>
+          <w:szCs w:val="36"/>
+        </w:rPr>
+        <w:t xml:space="preserve">SEG 1 — IN 0:30   OUT 1:38   outcue: "up in the scam"</w:t>
+      </w:r>
+    </w:p>
+    <w:p>
+      <w:pPr>
+        <w:spacing w:line="276"/>
+      </w:pPr>
+      <w:r>
+        <w:rPr>
+          <w:rFonts w:ascii="Arial" w:cs="Arial" w:eastAsia="Arial" w:hAnsi="Arial"/>
+          <w:b/>
+          <w:bCs/>
+          <w:color w:val="1155CC"/>
+          <w:sz w:val="36"/>
+          <w:szCs w:val="36"/>
+        </w:rPr>
+        <w:t xml:space="preserve">SEG 2 — IN 1:51   OUT 2:49   outcue: "coming up on surfing websites"</w:t>
+      </w:r>
+    </w:p>
+    <w:p>
+      <w:pPr>
+        <w:spacing w:line="276"/>
+      </w:pPr>
+      <w:r>
+        <w:rPr>
+          <w:rFonts w:ascii="Arial" w:cs="Arial" w:eastAsia="Arial" w:hAnsi="Arial"/>
+          <w:b w:val="false"/>
+          <w:bCs w:val="false"/>
+          <w:color w:val="1155CC"/>
+          <w:sz w:val="36"/>
+          <w:szCs w:val="36"/>
+        </w:rPr>
+        <w:t xml:space="preserve">BUTT — two segments from one source. Seg 1 is the flophouse and the money ($1,200 paid, $400 back). Seg 2 is the investigation turn: LA area code on a Chicago rental, untraceable Google number, 'Becky and Andrew', reverse image search hitting surfing sites. ANSWERS the producer question above — the video exists, no Jeff-read fallback needed.</w:t>
       </w:r>
     </w:p>
     <w:p>
